--- a/reports/resumen_mensual.docx
+++ b/reports/resumen_mensual.docx
@@ -218,7 +218,6 @@
                 <w:lang w:val="es-BO"/>
               </w:rPr>
             </w:pPr>
-            <w:proofErr w:type="spellStart"/>
             <w:r>
               <w:rPr>
                 <w:rFonts w:ascii="Calibri" w:hAnsi="Calibri"/>
@@ -231,22 +230,7 @@
                 <w:szCs w:val="16"/>
                 <w:lang w:val="es-BO"/>
               </w:rPr>
-              <w:t>N°</w:t>
-            </w:r>
-            <w:proofErr w:type="spellEnd"/>
-            <w:r>
-              <w:rPr>
-                <w:rFonts w:ascii="Calibri" w:hAnsi="Calibri"/>
-                <w:b/>
-                <w:bCs/>
-                <w:i w:val="0"/>
-                <w:iCs w:val="0"/>
-                <w:color w:val="595959" w:themeColor="text1" w:themeTint="A6"/>
-                <w:sz w:val="16"/>
-                <w:szCs w:val="16"/>
-                <w:lang w:val="es-BO"/>
-              </w:rPr>
-              <w:t xml:space="preserve"> DEL EMPLEADOR </w:t>
+              <w:t xml:space="preserve">N° DEL EMPLEADOR </w:t>
             </w:r>
           </w:p>
         </w:tc>
@@ -529,31 +513,17 @@
                 <w:lang w:val="es-BO"/>
               </w:rPr>
             </w:pPr>
-            <w:proofErr w:type="spellStart"/>
-            <w:r>
-              <w:rPr>
-                <w:rFonts w:ascii="Calibri" w:hAnsi="Calibri"/>
-                <w:b/>
-                <w:bCs/>
-                <w:color w:val="595959" w:themeColor="text1" w:themeTint="A6"/>
-                <w:sz w:val="16"/>
-                <w:szCs w:val="16"/>
-                <w:lang w:val="es-BO"/>
-              </w:rPr>
-              <w:t>N°</w:t>
-            </w:r>
-            <w:proofErr w:type="spellEnd"/>
-            <w:r>
-              <w:rPr>
-                <w:rFonts w:ascii="Calibri" w:hAnsi="Calibri"/>
-                <w:b/>
-                <w:bCs/>
-                <w:color w:val="595959" w:themeColor="text1" w:themeTint="A6"/>
-                <w:sz w:val="16"/>
-                <w:szCs w:val="16"/>
-                <w:lang w:val="es-BO"/>
-              </w:rPr>
-              <w:t xml:space="preserve"> DE TRAB.</w:t>
+            <w:r>
+              <w:rPr>
+                <w:rFonts w:ascii="Calibri" w:hAnsi="Calibri"/>
+                <w:b/>
+                <w:bCs/>
+                <w:color w:val="595959" w:themeColor="text1" w:themeTint="A6"/>
+                <w:sz w:val="16"/>
+                <w:szCs w:val="16"/>
+                <w:lang w:val="es-BO"/>
+              </w:rPr>
+              <w:t>N° DE TRAB.</w:t>
             </w:r>
           </w:p>
         </w:tc>
@@ -1550,31 +1520,17 @@
                 <w:lang w:val="es-BO"/>
               </w:rPr>
             </w:pPr>
-            <w:proofErr w:type="spellStart"/>
-            <w:r>
-              <w:rPr>
-                <w:rFonts w:ascii="Calibri" w:hAnsi="Calibri"/>
-                <w:b/>
-                <w:bCs/>
-                <w:color w:val="595959" w:themeColor="text1" w:themeTint="A6"/>
-                <w:sz w:val="16"/>
-                <w:szCs w:val="16"/>
-                <w:lang w:val="es-BO"/>
-              </w:rPr>
-              <w:t>N°</w:t>
-            </w:r>
-            <w:proofErr w:type="spellEnd"/>
-            <w:r>
-              <w:rPr>
-                <w:rFonts w:ascii="Calibri" w:hAnsi="Calibri"/>
-                <w:b/>
-                <w:bCs/>
-                <w:color w:val="595959" w:themeColor="text1" w:themeTint="A6"/>
-                <w:sz w:val="16"/>
-                <w:szCs w:val="16"/>
-                <w:lang w:val="es-BO"/>
-              </w:rPr>
-              <w:t xml:space="preserve"> CARNET</w:t>
+            <w:r>
+              <w:rPr>
+                <w:rFonts w:ascii="Calibri" w:hAnsi="Calibri"/>
+                <w:b/>
+                <w:bCs/>
+                <w:color w:val="595959" w:themeColor="text1" w:themeTint="A6"/>
+                <w:sz w:val="16"/>
+                <w:szCs w:val="16"/>
+                <w:lang w:val="es-BO"/>
+              </w:rPr>
+              <w:t>N° CARNET</w:t>
             </w:r>
           </w:p>
           <w:p>
@@ -1795,7 +1751,6 @@
                 <w:lang w:val="es-BO"/>
               </w:rPr>
             </w:pPr>
-            <w:proofErr w:type="spellStart"/>
             <w:r>
               <w:rPr>
                 <w:rFonts w:ascii="Calibri" w:hAnsi="Calibri"/>
@@ -1810,7 +1765,6 @@
               </w:rPr>
               <w:t>N°</w:t>
             </w:r>
-            <w:proofErr w:type="spellEnd"/>
             <w:r>
               <w:rPr>
                 <w:rFonts w:ascii="Calibri" w:hAnsi="Calibri"/>
@@ -1934,31 +1888,17 @@
                 <w:lang w:val="es-BO"/>
               </w:rPr>
             </w:pPr>
-            <w:proofErr w:type="spellStart"/>
-            <w:r>
-              <w:rPr>
-                <w:rFonts w:ascii="Calibri" w:hAnsi="Calibri"/>
-                <w:b/>
-                <w:bCs/>
-                <w:color w:val="595959" w:themeColor="text1" w:themeTint="A6"/>
-                <w:sz w:val="16"/>
-                <w:szCs w:val="16"/>
-                <w:lang w:val="es-BO"/>
-              </w:rPr>
-              <w:t>N°</w:t>
-            </w:r>
-            <w:proofErr w:type="spellEnd"/>
-            <w:r>
-              <w:rPr>
-                <w:rFonts w:ascii="Calibri" w:hAnsi="Calibri"/>
-                <w:b/>
-                <w:bCs/>
-                <w:color w:val="595959" w:themeColor="text1" w:themeTint="A6"/>
-                <w:sz w:val="16"/>
-                <w:szCs w:val="16"/>
-                <w:lang w:val="es-BO"/>
-              </w:rPr>
-              <w:t xml:space="preserve"> DE TRAB.</w:t>
+            <w:r>
+              <w:rPr>
+                <w:rFonts w:ascii="Calibri" w:hAnsi="Calibri"/>
+                <w:b/>
+                <w:bCs/>
+                <w:color w:val="595959" w:themeColor="text1" w:themeTint="A6"/>
+                <w:sz w:val="16"/>
+                <w:szCs w:val="16"/>
+                <w:lang w:val="es-BO"/>
+              </w:rPr>
+              <w:t>N° DE TRAB.</w:t>
             </w:r>
           </w:p>
         </w:tc>
@@ -2698,6 +2638,18 @@
                 <w:szCs w:val="16"/>
                 <w:lang w:val="es-BO"/>
               </w:rPr>
+              <w:t xml:space="preserve">(+) </w:t>
+            </w:r>
+            <w:r>
+              <w:rPr>
+                <w:rFonts w:ascii="Calibri" w:hAnsi="Calibri"/>
+                <w:b/>
+                <w:bCs/>
+                <w:color w:val="595959" w:themeColor="text1" w:themeTint="A6"/>
+                <w:sz w:val="16"/>
+                <w:szCs w:val="16"/>
+                <w:lang w:val="es-BO"/>
+              </w:rPr>
               <w:t>MULTA</w:t>
             </w:r>
             <w:r>
@@ -2711,6 +2663,18 @@
                 <w:lang w:val="es-BO"/>
               </w:rPr>
               <w:t>S</w:t>
+            </w:r>
+            <w:r>
+              <w:rPr>
+                <w:rFonts w:ascii="Calibri" w:hAnsi="Calibri"/>
+                <w:b/>
+                <w:bCs/>
+                <w:color w:val="595959" w:themeColor="text1" w:themeTint="A6"/>
+                <w:sz w:val="16"/>
+                <w:szCs w:val="16"/>
+                <w:lang w:val="es-BO"/>
+              </w:rPr>
+              <w:t xml:space="preserve"> E INTERESES </w:t>
             </w:r>
           </w:p>
         </w:tc>
@@ -2835,7 +2799,7 @@
                 <w:szCs w:val="16"/>
                 <w:lang w:val="es-BO"/>
               </w:rPr>
-              <w:t>INTERESES</w:t>
+              <w:t>OTROS</w:t>
             </w:r>
           </w:p>
         </w:tc>
@@ -2850,17 +2814,29 @@
               <w:tabs>
                 <w:tab w:val="left" w:pos="7200"/>
               </w:tabs>
-              <w:jc w:val="center"/>
-              <w:rPr>
-                <w:rFonts w:ascii="Calibri" w:hAnsi="Calibri"/>
-                <w:b/>
-                <w:bCs/>
-                <w:color w:val="595959" w:themeColor="text1" w:themeTint="A6"/>
-                <w:sz w:val="16"/>
-                <w:szCs w:val="16"/>
-                <w:lang w:val="es-BO"/>
-              </w:rPr>
-            </w:pPr>
+              <w:jc w:val="right"/>
+              <w:rPr>
+                <w:rFonts w:ascii="Calibri" w:hAnsi="Calibri"/>
+                <w:b/>
+                <w:bCs/>
+                <w:color w:val="595959" w:themeColor="text1" w:themeTint="A6"/>
+                <w:sz w:val="16"/>
+                <w:szCs w:val="16"/>
+                <w:lang w:val="es-BO"/>
+              </w:rPr>
+            </w:pPr>
+            <w:r>
+              <w:rPr>
+                <w:rFonts w:ascii="Calibri" w:hAnsi="Calibri"/>
+                <w:b/>
+                <w:bCs/>
+                <w:color w:val="595959" w:themeColor="text1" w:themeTint="A6"/>
+                <w:sz w:val="16"/>
+                <w:szCs w:val="16"/>
+                <w:lang w:val="es-BO"/>
+              </w:rPr>
+              <w:t>APORTES 5 % AL MINISTERIO DE SALUD</w:t>
+            </w:r>
           </w:p>
         </w:tc>
         <w:tc>
@@ -2913,16 +2889,25 @@
                 <w:szCs w:val="18"/>
                 <w:lang w:val="es-BO"/>
               </w:rPr>
-              <w:t>.total_tasa_</w:t>
-            </w:r>
-            <w:r>
-              <w:rPr>
-                <w:rFonts w:ascii="Calibri" w:hAnsi="Calibri"/>
-                <w:sz w:val="18"/>
-                <w:szCs w:val="18"/>
-                <w:lang w:val="es-BO"/>
-              </w:rPr>
-              <w:t>interes</w:t>
+              <w:t>.total_</w:t>
+            </w:r>
+            <w:r>
+              <w:rPr>
+                <w:rFonts w:ascii="Calibri" w:hAnsi="Calibri"/>
+                <w:sz w:val="18"/>
+                <w:szCs w:val="18"/>
+                <w:lang w:val="es-BO"/>
+              </w:rPr>
+              <w:t>aportes_</w:t>
+            </w:r>
+            <w:r>
+              <w:rPr>
+                <w:rFonts w:ascii="Calibri" w:hAnsi="Calibri"/>
+                <w:sz w:val="18"/>
+                <w:szCs w:val="18"/>
+                <w:lang w:val="es-BO"/>
+              </w:rPr>
+              <w:t>min_salud</w:t>
             </w:r>
             <w:proofErr w:type="spellEnd"/>
             <w:r>
@@ -2940,43 +2925,8 @@
       <w:tr>
         <w:tc>
           <w:tcPr>
-            <w:tcW w:w="2977" w:type="dxa"/>
-            <w:gridSpan w:val="2"/>
-          </w:tcPr>
-          <w:p>
-            <w:pPr>
-              <w:pStyle w:val="Standard"/>
-              <w:tabs>
-                <w:tab w:val="left" w:pos="7200"/>
-              </w:tabs>
-              <w:rPr>
-                <w:rFonts w:ascii="Calibri" w:hAnsi="Calibri"/>
-                <w:b/>
-                <w:bCs/>
-                <w:color w:val="595959" w:themeColor="text1" w:themeTint="A6"/>
-                <w:sz w:val="16"/>
-                <w:szCs w:val="16"/>
-                <w:lang w:val="es-BO"/>
-              </w:rPr>
-            </w:pPr>
-            <w:r>
-              <w:rPr>
-                <w:rFonts w:ascii="Calibri" w:hAnsi="Calibri"/>
-                <w:b/>
-                <w:bCs/>
-                <w:color w:val="595959" w:themeColor="text1" w:themeTint="A6"/>
-                <w:sz w:val="16"/>
-                <w:szCs w:val="16"/>
-                <w:lang w:val="es-BO"/>
-              </w:rPr>
-              <w:t>OTROS</w:t>
-            </w:r>
-          </w:p>
-        </w:tc>
-        <w:tc>
-          <w:tcPr>
-            <w:tcW w:w="4927" w:type="dxa"/>
-            <w:gridSpan w:val="4"/>
+            <w:tcW w:w="7904" w:type="dxa"/>
+            <w:gridSpan w:val="6"/>
           </w:tcPr>
           <w:p>
             <w:pPr>
@@ -2995,17 +2945,31 @@
                 <w:lang w:val="es-BO"/>
               </w:rPr>
             </w:pPr>
-            <w:r>
-              <w:rPr>
-                <w:rFonts w:ascii="Calibri" w:hAnsi="Calibri"/>
-                <w:b/>
-                <w:bCs/>
-                <w:color w:val="595959" w:themeColor="text1" w:themeTint="A6"/>
-                <w:sz w:val="16"/>
-                <w:szCs w:val="16"/>
-                <w:lang w:val="es-BO"/>
-              </w:rPr>
-              <w:t>APORTES 5 % AL MINISTERIO DE SALUD</w:t>
+            <w:proofErr w:type="gramStart"/>
+            <w:r>
+              <w:rPr>
+                <w:rFonts w:ascii="Calibri" w:hAnsi="Calibri"/>
+                <w:b/>
+                <w:bCs/>
+                <w:color w:val="595959" w:themeColor="text1" w:themeTint="A6"/>
+                <w:sz w:val="16"/>
+                <w:szCs w:val="16"/>
+                <w:lang w:val="es-BO"/>
+              </w:rPr>
+              <w:t>TOTAL</w:t>
+            </w:r>
+            <w:proofErr w:type="gramEnd"/>
+            <w:r>
+              <w:rPr>
+                <w:rFonts w:ascii="Calibri" w:hAnsi="Calibri"/>
+                <w:b/>
+                <w:bCs/>
+                <w:color w:val="595959" w:themeColor="text1" w:themeTint="A6"/>
+                <w:sz w:val="16"/>
+                <w:szCs w:val="16"/>
+                <w:lang w:val="es-BO"/>
+              </w:rPr>
+              <w:t xml:space="preserve"> A CANCELAR</w:t>
             </w:r>
           </w:p>
         </w:tc>
@@ -3059,330 +3023,6 @@
                 <w:szCs w:val="18"/>
                 <w:lang w:val="es-BO"/>
               </w:rPr>
-              <w:t>.total_</w:t>
-            </w:r>
-            <w:r>
-              <w:rPr>
-                <w:rFonts w:ascii="Calibri" w:hAnsi="Calibri"/>
-                <w:sz w:val="18"/>
-                <w:szCs w:val="18"/>
-                <w:lang w:val="es-BO"/>
-              </w:rPr>
-              <w:t>aportes_</w:t>
-            </w:r>
-            <w:r>
-              <w:rPr>
-                <w:rFonts w:ascii="Calibri" w:hAnsi="Calibri"/>
-                <w:sz w:val="18"/>
-                <w:szCs w:val="18"/>
-                <w:lang w:val="es-BO"/>
-              </w:rPr>
-              <w:t>min_salud</w:t>
-            </w:r>
-            <w:proofErr w:type="spellEnd"/>
-            <w:r>
-              <w:rPr>
-                <w:rFonts w:ascii="Calibri" w:hAnsi="Calibri"/>
-                <w:sz w:val="18"/>
-                <w:szCs w:val="18"/>
-                <w:lang w:val="es-BO"/>
-              </w:rPr>
-              <w:t>}</w:t>
-            </w:r>
-          </w:p>
-        </w:tc>
-      </w:tr>
-      <w:tr>
-        <w:tc>
-          <w:tcPr>
-            <w:tcW w:w="2977" w:type="dxa"/>
-            <w:gridSpan w:val="2"/>
-          </w:tcPr>
-          <w:p>
-            <w:pPr>
-              <w:pStyle w:val="Standard"/>
-              <w:tabs>
-                <w:tab w:val="left" w:pos="7200"/>
-              </w:tabs>
-              <w:rPr>
-                <w:rFonts w:ascii="Calibri" w:hAnsi="Calibri"/>
-                <w:b/>
-                <w:bCs/>
-                <w:color w:val="595959" w:themeColor="text1" w:themeTint="A6"/>
-                <w:sz w:val="16"/>
-                <w:szCs w:val="16"/>
-                <w:lang w:val="es-BO"/>
-              </w:rPr>
-            </w:pPr>
-            <w:r>
-              <w:rPr>
-                <w:rFonts w:ascii="Calibri" w:hAnsi="Calibri"/>
-                <w:b/>
-                <w:bCs/>
-                <w:color w:val="595959" w:themeColor="text1" w:themeTint="A6"/>
-                <w:sz w:val="16"/>
-                <w:szCs w:val="16"/>
-                <w:lang w:val="es-BO"/>
-              </w:rPr>
-              <w:t>OTROS</w:t>
-            </w:r>
-          </w:p>
-        </w:tc>
-        <w:tc>
-          <w:tcPr>
-            <w:tcW w:w="4927" w:type="dxa"/>
-            <w:gridSpan w:val="4"/>
-          </w:tcPr>
-          <w:p>
-            <w:pPr>
-              <w:pStyle w:val="Standard"/>
-              <w:tabs>
-                <w:tab w:val="left" w:pos="7200"/>
-              </w:tabs>
-              <w:jc w:val="right"/>
-              <w:rPr>
-                <w:rFonts w:ascii="Calibri" w:hAnsi="Calibri"/>
-                <w:b/>
-                <w:bCs/>
-                <w:color w:val="595959" w:themeColor="text1" w:themeTint="A6"/>
-                <w:sz w:val="16"/>
-                <w:szCs w:val="16"/>
-                <w:lang w:val="es-BO"/>
-              </w:rPr>
-            </w:pPr>
-            <w:r>
-              <w:rPr>
-                <w:rFonts w:ascii="Calibri" w:hAnsi="Calibri"/>
-                <w:b/>
-                <w:bCs/>
-                <w:color w:val="595959" w:themeColor="text1" w:themeTint="A6"/>
-                <w:sz w:val="16"/>
-                <w:szCs w:val="16"/>
-                <w:lang w:val="es-BO"/>
-              </w:rPr>
-              <w:t xml:space="preserve">FORM DS-08 </w:t>
-            </w:r>
-          </w:p>
-        </w:tc>
-        <w:tc>
-          <w:tcPr>
-            <w:tcW w:w="3033" w:type="dxa"/>
-            <w:gridSpan w:val="2"/>
-            <w:shd w:val="clear" w:color="auto" w:fill="E7E6E6" w:themeFill="background2"/>
-            <w:vAlign w:val="center"/>
-          </w:tcPr>
-          <w:p>
-            <w:pPr>
-              <w:pStyle w:val="Standard"/>
-              <w:tabs>
-                <w:tab w:val="left" w:pos="7200"/>
-              </w:tabs>
-              <w:jc w:val="right"/>
-              <w:rPr>
-                <w:rFonts w:ascii="Calibri" w:hAnsi="Calibri"/>
-                <w:sz w:val="18"/>
-                <w:szCs w:val="18"/>
-                <w:lang w:val="es-BO"/>
-              </w:rPr>
-            </w:pPr>
-            <w:r>
-              <w:rPr>
-                <w:rFonts w:ascii="Calibri" w:hAnsi="Calibri"/>
-                <w:sz w:val="18"/>
-                <w:szCs w:val="18"/>
-                <w:lang w:val="es-BO"/>
-              </w:rPr>
-              <w:t>5,00</w:t>
-            </w:r>
-          </w:p>
-        </w:tc>
-      </w:tr>
-      <w:tr>
-        <w:tc>
-          <w:tcPr>
-            <w:tcW w:w="2977" w:type="dxa"/>
-            <w:gridSpan w:val="2"/>
-          </w:tcPr>
-          <w:p>
-            <w:pPr>
-              <w:pStyle w:val="Standard"/>
-              <w:tabs>
-                <w:tab w:val="left" w:pos="7200"/>
-              </w:tabs>
-              <w:rPr>
-                <w:rFonts w:ascii="Calibri" w:hAnsi="Calibri"/>
-                <w:b/>
-                <w:bCs/>
-                <w:color w:val="595959" w:themeColor="text1" w:themeTint="A6"/>
-                <w:sz w:val="16"/>
-                <w:szCs w:val="16"/>
-                <w:lang w:val="es-BO"/>
-              </w:rPr>
-            </w:pPr>
-            <w:r>
-              <w:rPr>
-                <w:rFonts w:ascii="Calibri" w:hAnsi="Calibri"/>
-                <w:b/>
-                <w:bCs/>
-                <w:color w:val="595959" w:themeColor="text1" w:themeTint="A6"/>
-                <w:sz w:val="16"/>
-                <w:szCs w:val="16"/>
-                <w:lang w:val="es-BO"/>
-              </w:rPr>
-              <w:t>SALDO A FAVOR</w:t>
-            </w:r>
-          </w:p>
-        </w:tc>
-        <w:tc>
-          <w:tcPr>
-            <w:tcW w:w="4927" w:type="dxa"/>
-            <w:gridSpan w:val="4"/>
-          </w:tcPr>
-          <w:p>
-            <w:pPr>
-              <w:pStyle w:val="Standard"/>
-              <w:tabs>
-                <w:tab w:val="left" w:pos="7200"/>
-              </w:tabs>
-              <w:jc w:val="center"/>
-              <w:rPr>
-                <w:rFonts w:ascii="Calibri" w:hAnsi="Calibri"/>
-                <w:b/>
-                <w:bCs/>
-                <w:color w:val="595959" w:themeColor="text1" w:themeTint="A6"/>
-                <w:sz w:val="16"/>
-                <w:szCs w:val="16"/>
-                <w:lang w:val="es-BO"/>
-              </w:rPr>
-            </w:pPr>
-          </w:p>
-        </w:tc>
-        <w:tc>
-          <w:tcPr>
-            <w:tcW w:w="3033" w:type="dxa"/>
-            <w:gridSpan w:val="2"/>
-            <w:shd w:val="clear" w:color="auto" w:fill="E7E6E6" w:themeFill="background2"/>
-            <w:vAlign w:val="center"/>
-          </w:tcPr>
-          <w:p>
-            <w:pPr>
-              <w:pStyle w:val="Standard"/>
-              <w:tabs>
-                <w:tab w:val="left" w:pos="7200"/>
-              </w:tabs>
-              <w:jc w:val="right"/>
-              <w:rPr>
-                <w:rFonts w:ascii="Calibri" w:hAnsi="Calibri"/>
-                <w:color w:val="595959" w:themeColor="text1" w:themeTint="A6"/>
-                <w:sz w:val="18"/>
-                <w:szCs w:val="18"/>
-                <w:lang w:val="es-BO"/>
-              </w:rPr>
-            </w:pPr>
-          </w:p>
-        </w:tc>
-      </w:tr>
-      <w:tr>
-        <w:tc>
-          <w:tcPr>
-            <w:tcW w:w="7904" w:type="dxa"/>
-            <w:gridSpan w:val="6"/>
-          </w:tcPr>
-          <w:p>
-            <w:pPr>
-              <w:pStyle w:val="Standard"/>
-              <w:tabs>
-                <w:tab w:val="left" w:pos="7200"/>
-              </w:tabs>
-              <w:jc w:val="right"/>
-              <w:rPr>
-                <w:rFonts w:ascii="Calibri" w:hAnsi="Calibri"/>
-                <w:b/>
-                <w:bCs/>
-                <w:color w:val="595959" w:themeColor="text1" w:themeTint="A6"/>
-                <w:sz w:val="16"/>
-                <w:szCs w:val="16"/>
-                <w:lang w:val="es-BO"/>
-              </w:rPr>
-            </w:pPr>
-            <w:proofErr w:type="gramStart"/>
-            <w:r>
-              <w:rPr>
-                <w:rFonts w:ascii="Calibri" w:hAnsi="Calibri"/>
-                <w:b/>
-                <w:bCs/>
-                <w:color w:val="595959" w:themeColor="text1" w:themeTint="A6"/>
-                <w:sz w:val="16"/>
-                <w:szCs w:val="16"/>
-                <w:lang w:val="es-BO"/>
-              </w:rPr>
-              <w:t>TOTAL</w:t>
-            </w:r>
-            <w:proofErr w:type="gramEnd"/>
-            <w:r>
-              <w:rPr>
-                <w:rFonts w:ascii="Calibri" w:hAnsi="Calibri"/>
-                <w:b/>
-                <w:bCs/>
-                <w:color w:val="595959" w:themeColor="text1" w:themeTint="A6"/>
-                <w:sz w:val="16"/>
-                <w:szCs w:val="16"/>
-                <w:lang w:val="es-BO"/>
-              </w:rPr>
-              <w:t xml:space="preserve"> A CANCELAR</w:t>
-            </w:r>
-          </w:p>
-        </w:tc>
-        <w:tc>
-          <w:tcPr>
-            <w:tcW w:w="3033" w:type="dxa"/>
-            <w:gridSpan w:val="2"/>
-            <w:shd w:val="clear" w:color="auto" w:fill="E7E6E6" w:themeFill="background2"/>
-            <w:vAlign w:val="center"/>
-          </w:tcPr>
-          <w:p>
-            <w:pPr>
-              <w:pStyle w:val="Standard"/>
-              <w:tabs>
-                <w:tab w:val="left" w:pos="7200"/>
-              </w:tabs>
-              <w:jc w:val="right"/>
-              <w:rPr>
-                <w:rFonts w:ascii="Calibri" w:hAnsi="Calibri"/>
-                <w:color w:val="595959" w:themeColor="text1" w:themeTint="A6"/>
-                <w:sz w:val="18"/>
-                <w:szCs w:val="18"/>
-                <w:lang w:val="es-BO"/>
-              </w:rPr>
-            </w:pPr>
-            <w:r>
-              <w:rPr>
-                <w:rFonts w:ascii="Calibri" w:hAnsi="Calibri"/>
-                <w:sz w:val="18"/>
-                <w:szCs w:val="18"/>
-                <w:lang w:val="es-BO"/>
-              </w:rPr>
-              <w:t>{</w:t>
-            </w:r>
-            <w:proofErr w:type="spellStart"/>
-            <w:proofErr w:type="gramStart"/>
-            <w:r>
-              <w:rPr>
-                <w:rFonts w:ascii="Calibri" w:hAnsi="Calibri"/>
-                <w:sz w:val="18"/>
-                <w:szCs w:val="18"/>
-                <w:lang w:val="es-BO"/>
-              </w:rPr>
-              <w:t>d.planilla</w:t>
-            </w:r>
-            <w:proofErr w:type="gramEnd"/>
-            <w:r>
-              <w:rPr>
-                <w:rFonts w:ascii="Calibri" w:hAnsi="Calibri"/>
-                <w:sz w:val="18"/>
-                <w:szCs w:val="18"/>
-                <w:lang w:val="es-BO"/>
-              </w:rPr>
               <w:t>.total_a_cancelar</w:t>
             </w:r>
             <w:proofErr w:type="spellEnd"/>
@@ -3489,7 +3129,7 @@
       </w:tr>
       <w:tr>
         <w:trPr>
-          <w:trHeight w:val="1532"/>
+          <w:trHeight w:val="2069"/>
         </w:trPr>
         <w:tc>
           <w:tcPr>
@@ -4080,7 +3720,7 @@
       </w:tr>
       <w:tr>
         <w:trPr>
-          <w:trHeight w:val="1823"/>
+          <w:trHeight w:val="2113"/>
         </w:trPr>
         <w:tc>
           <w:tcPr>
@@ -4525,7 +4165,6 @@
               </w14:shadow>
             </w:rPr>
           </w:pPr>
-          <w:proofErr w:type="spellStart"/>
           <w:r>
             <w:rPr>
               <w:rFonts w:ascii="Calibri" w:hAnsi="Calibri" w:cs="Calibri"/>
@@ -4539,7 +4178,6 @@
             </w:rPr>
             <w:t>N°</w:t>
           </w:r>
-          <w:proofErr w:type="spellEnd"/>
           <w:r>
             <w:rPr>
               <w:rFonts w:ascii="Calibri" w:hAnsi="Calibri" w:cs="Calibri"/>

--- a/reports/resumen_mensual.docx
+++ b/reports/resumen_mensual.docx
@@ -1270,21 +1270,64 @@
               <w:right w:val="single" w:sz="4" w:space="0" w:color="auto"/>
             </w:tcBorders>
             <w:shd w:val="clear" w:color="auto" w:fill="auto"/>
-          </w:tcPr>
-          <w:p>
-            <w:pPr>
-              <w:pStyle w:val="Standard"/>
-              <w:tabs>
-                <w:tab w:val="left" w:pos="7200"/>
-              </w:tabs>
-              <w:rPr>
-                <w:rFonts w:ascii="Calibri" w:hAnsi="Calibri"/>
-                <w:color w:val="595959" w:themeColor="text1" w:themeTint="A6"/>
-                <w:sz w:val="16"/>
-                <w:szCs w:val="16"/>
-                <w:lang w:val="es-BO"/>
-              </w:rPr>
-            </w:pPr>
+            <w:vAlign w:val="center"/>
+          </w:tcPr>
+          <w:p>
+            <w:pPr>
+              <w:pStyle w:val="Standard"/>
+              <w:tabs>
+                <w:tab w:val="left" w:pos="7200"/>
+              </w:tabs>
+              <w:jc w:val="center"/>
+              <w:rPr>
+                <w:rFonts w:ascii="Calibri" w:hAnsi="Calibri"/>
+                <w:color w:val="595959" w:themeColor="text1" w:themeTint="A6"/>
+                <w:sz w:val="16"/>
+                <w:szCs w:val="16"/>
+                <w:lang w:val="es-BO"/>
+              </w:rPr>
+            </w:pPr>
+            <w:r>
+              <w:rPr>
+                <w:rFonts w:ascii="Calibri" w:hAnsi="Calibri"/>
+                <w:b/>
+                <w:bCs/>
+                <w:i w:val="0"/>
+                <w:iCs w:val="0"/>
+                <w:color w:val="767171" w:themeColor="background2" w:themeShade="80"/>
+                <w:sz w:val="24"/>
+                <w:lang w:val="es-BO"/>
+              </w:rPr>
+              <w:t>{</w:t>
+            </w:r>
+            <w:proofErr w:type="spellStart"/>
+            <w:r>
+              <w:rPr>
+                <w:rFonts w:ascii="Calibri" w:hAnsi="Calibri"/>
+                <w:b/>
+                <w:bCs/>
+                <w:i w:val="0"/>
+                <w:iCs w:val="0"/>
+                <w:color w:val="767171" w:themeColor="background2" w:themeShade="80"/>
+                <w:sz w:val="24"/>
+                <w:lang w:val="es-BO"/>
+              </w:rPr>
+              <w:t>d.planilla.emp_legal</w:t>
+            </w:r>
+            <w:proofErr w:type="spellEnd"/>
+            <w:r>
+              <w:rPr>
+                <w:rFonts w:ascii="Calibri" w:hAnsi="Calibri"/>
+                <w:b/>
+                <w:bCs/>
+                <w:i w:val="0"/>
+                <w:iCs w:val="0"/>
+                <w:color w:val="767171" w:themeColor="background2" w:themeShade="80"/>
+                <w:sz w:val="24"/>
+                <w:lang w:val="es-BO"/>
+              </w:rPr>
+              <w:t>}</w:t>
+            </w:r>
           </w:p>
         </w:tc>
         <w:tc>
@@ -1425,70 +1468,6 @@
               <w:t>NOMBRE DEL REP LEGAL</w:t>
             </w:r>
           </w:p>
-          <w:p>
-            <w:pPr>
-              <w:pStyle w:val="Standard"/>
-              <w:tabs>
-                <w:tab w:val="left" w:pos="7200"/>
-              </w:tabs>
-              <w:jc w:val="center"/>
-              <w:rPr>
-                <w:rFonts w:ascii="Calibri" w:hAnsi="Calibri"/>
-                <w:b/>
-                <w:bCs/>
-                <w:i w:val="0"/>
-                <w:iCs w:val="0"/>
-                <w:color w:val="595959" w:themeColor="text1" w:themeTint="A6"/>
-                <w:sz w:val="16"/>
-                <w:szCs w:val="16"/>
-                <w:lang w:val="es-BO"/>
-              </w:rPr>
-            </w:pPr>
-            <w:r>
-              <w:rPr>
-                <w:rFonts w:ascii="Calibri" w:hAnsi="Calibri"/>
-                <w:b/>
-                <w:bCs/>
-                <w:i w:val="0"/>
-                <w:iCs w:val="0"/>
-                <w:color w:val="auto"/>
-                <w:sz w:val="16"/>
-                <w:szCs w:val="16"/>
-                <w:lang w:val="es-BO"/>
-              </w:rPr>
-              <w:t>{</w:t>
-            </w:r>
-            <w:proofErr w:type="spellStart"/>
-            <w:r>
-              <w:rPr>
-                <w:rFonts w:ascii="Calibri" w:hAnsi="Calibri"/>
-                <w:b/>
-                <w:bCs/>
-                <w:i w:val="0"/>
-                <w:iCs w:val="0"/>
-                <w:color w:val="auto"/>
-                <w:sz w:val="16"/>
-                <w:szCs w:val="16"/>
-                <w:lang w:val="es-BO"/>
-              </w:rPr>
-              <w:t>d.planilla.emp_legal</w:t>
-            </w:r>
-            <w:proofErr w:type="spellEnd"/>
-            <w:r>
-              <w:rPr>
-                <w:rFonts w:ascii="Calibri" w:hAnsi="Calibri"/>
-                <w:b/>
-                <w:bCs/>
-                <w:i w:val="0"/>
-                <w:iCs w:val="0"/>
-                <w:color w:val="auto"/>
-                <w:sz w:val="16"/>
-                <w:szCs w:val="16"/>
-                <w:lang w:val="es-BO"/>
-              </w:rPr>
-              <w:t>}</w:t>
-            </w:r>
-          </w:p>
         </w:tc>
         <w:tc>
           <w:tcPr>
@@ -1532,25 +1511,6 @@
               </w:rPr>
               <w:t>N° CARNET</w:t>
             </w:r>
-          </w:p>
-          <w:p>
-            <w:pPr>
-              <w:pStyle w:val="Standard"/>
-              <w:tabs>
-                <w:tab w:val="left" w:pos="7200"/>
-              </w:tabs>
-              <w:jc w:val="center"/>
-              <w:cnfStyle w:val="000000100000" w:firstRow="0" w:lastRow="0" w:firstColumn="0" w:lastColumn="0" w:oddVBand="0" w:evenVBand="0" w:oddHBand="1" w:evenHBand="0" w:firstRowFirstColumn="0" w:firstRowLastColumn="0" w:lastRowFirstColumn="0" w:lastRowLastColumn="0"/>
-              <w:rPr>
-                <w:rFonts w:ascii="Calibri" w:hAnsi="Calibri"/>
-                <w:b/>
-                <w:bCs/>
-                <w:color w:val="595959" w:themeColor="text1" w:themeTint="A6"/>
-                <w:sz w:val="16"/>
-                <w:szCs w:val="16"/>
-                <w:lang w:val="es-BO"/>
-              </w:rPr>
-            </w:pPr>
           </w:p>
         </w:tc>
         <w:tc>
@@ -3135,6 +3095,7 @@
           <w:tcPr>
             <w:tcW w:w="2977" w:type="dxa"/>
             <w:gridSpan w:val="2"/>
+            <w:vAlign w:val="center"/>
           </w:tcPr>
           <w:p>
             <w:pPr>
@@ -3153,6 +3114,50 @@
                 <w:lang w:val="es-BO"/>
               </w:rPr>
             </w:pPr>
+            <w:r>
+              <w:rPr>
+                <w:rFonts w:ascii="Calibri" w:hAnsi="Calibri"/>
+                <w:b/>
+                <w:bCs/>
+                <w:color w:val="767171" w:themeColor="background2" w:themeShade="80"/>
+                <w:lang w:val="es-BO"/>
+              </w:rPr>
+              <w:t>{</w:t>
+            </w:r>
+            <w:proofErr w:type="spellStart"/>
+            <w:proofErr w:type="gramStart"/>
+            <w:r>
+              <w:rPr>
+                <w:rFonts w:ascii="Calibri" w:hAnsi="Calibri"/>
+                <w:b/>
+                <w:bCs/>
+                <w:color w:val="767171" w:themeColor="background2" w:themeShade="80"/>
+                <w:lang w:val="es-BO"/>
+              </w:rPr>
+              <w:t>d.planilla</w:t>
+            </w:r>
+            <w:proofErr w:type="gramEnd"/>
+            <w:r>
+              <w:rPr>
+                <w:rFonts w:ascii="Calibri" w:hAnsi="Calibri"/>
+                <w:b/>
+                <w:bCs/>
+                <w:color w:val="767171" w:themeColor="background2" w:themeShade="80"/>
+                <w:lang w:val="es-BO"/>
+              </w:rPr>
+              <w:t>.valido_cotizacion</w:t>
+            </w:r>
+            <w:proofErr w:type="spellEnd"/>
+            <w:r>
+              <w:rPr>
+                <w:rFonts w:ascii="Calibri" w:hAnsi="Calibri"/>
+                <w:b/>
+                <w:bCs/>
+                <w:color w:val="767171" w:themeColor="background2" w:themeShade="80"/>
+                <w:lang w:val="es-BO"/>
+              </w:rPr>
+              <w:t>}</w:t>
+            </w:r>
           </w:p>
         </w:tc>
         <w:tc>
@@ -3223,23 +3228,41 @@
                 <w:b/>
                 <w:bCs/>
                 <w:color w:val="595959" w:themeColor="text1" w:themeTint="A6"/>
-                <w:sz w:val="16"/>
-                <w:szCs w:val="16"/>
-                <w:lang w:val="es-BO"/>
-              </w:rPr>
-            </w:pPr>
-            <w:r>
-              <w:rPr>
-                <w:rFonts w:ascii="Calibri" w:hAnsi="Calibri"/>
-                <w:b/>
-                <w:bCs/>
-                <w:color w:val="595959" w:themeColor="text1" w:themeTint="A6"/>
-                <w:sz w:val="16"/>
-                <w:szCs w:val="16"/>
+                <w:sz w:val="18"/>
+                <w:szCs w:val="18"/>
+                <w:lang w:val="es-BO"/>
+              </w:rPr>
+            </w:pPr>
+            <w:r>
+              <w:rPr>
+                <w:rFonts w:ascii="Calibri" w:hAnsi="Calibri"/>
+                <w:b/>
+                <w:bCs/>
+                <w:color w:val="595959" w:themeColor="text1" w:themeTint="A6"/>
+                <w:sz w:val="18"/>
+                <w:szCs w:val="18"/>
                 <w:lang w:val="es-BO"/>
               </w:rPr>
               <w:t>LIQUIDADO POR</w:t>
             </w:r>
+          </w:p>
+          <w:p>
+            <w:pPr>
+              <w:pStyle w:val="Standard"/>
+              <w:tabs>
+                <w:tab w:val="left" w:pos="7200"/>
+              </w:tabs>
+              <w:jc w:val="center"/>
+              <w:rPr>
+                <w:rFonts w:ascii="Calibri" w:hAnsi="Calibri"/>
+                <w:b/>
+                <w:bCs/>
+                <w:color w:val="595959" w:themeColor="text1" w:themeTint="A6"/>
+                <w:sz w:val="18"/>
+                <w:szCs w:val="18"/>
+                <w:lang w:val="es-BO"/>
+              </w:rPr>
+            </w:pPr>
           </w:p>
         </w:tc>
         <w:tc>
@@ -3260,34 +3283,22 @@
                 <w:b/>
                 <w:bCs/>
                 <w:color w:val="595959" w:themeColor="text1" w:themeTint="A6"/>
-                <w:sz w:val="16"/>
-                <w:szCs w:val="16"/>
-                <w:lang w:val="es-BO"/>
-              </w:rPr>
-            </w:pPr>
-            <w:r>
-              <w:rPr>
-                <w:rFonts w:ascii="Calibri" w:hAnsi="Calibri"/>
-                <w:b/>
-                <w:bCs/>
-                <w:color w:val="595959" w:themeColor="text1" w:themeTint="A6"/>
-                <w:sz w:val="16"/>
-                <w:szCs w:val="16"/>
-                <w:lang w:val="es-BO"/>
-              </w:rPr>
-              <w:t xml:space="preserve">FIRMA Y SELLO </w:t>
-            </w:r>
-            <w:r>
-              <w:rPr>
-                <w:rFonts w:ascii="Calibri" w:hAnsi="Calibri"/>
-                <w:b/>
-                <w:bCs/>
-                <w:color w:val="595959" w:themeColor="text1" w:themeTint="A6"/>
-                <w:sz w:val="16"/>
-                <w:szCs w:val="16"/>
-                <w:lang w:val="es-BO"/>
-              </w:rPr>
-              <w:t>FIRMA</w:t>
+                <w:sz w:val="18"/>
+                <w:szCs w:val="18"/>
+                <w:lang w:val="es-BO"/>
+              </w:rPr>
+            </w:pPr>
+            <w:r>
+              <w:rPr>
+                <w:rFonts w:ascii="Calibri" w:hAnsi="Calibri"/>
+                <w:b/>
+                <w:bCs/>
+                <w:color w:val="595959" w:themeColor="text1" w:themeTint="A6"/>
+                <w:sz w:val="18"/>
+                <w:szCs w:val="18"/>
+                <w:lang w:val="es-BO"/>
+              </w:rPr>
+              <w:t>FIRMA Y SELLO FIRMA</w:t>
             </w:r>
           </w:p>
         </w:tc>
@@ -3309,22 +3320,92 @@
                 <w:b/>
                 <w:bCs/>
                 <w:color w:val="595959" w:themeColor="text1" w:themeTint="A6"/>
-                <w:sz w:val="16"/>
-                <w:szCs w:val="16"/>
-                <w:lang w:val="es-BO"/>
-              </w:rPr>
-            </w:pPr>
-            <w:r>
-              <w:rPr>
-                <w:rFonts w:ascii="Calibri" w:hAnsi="Calibri"/>
-                <w:b/>
-                <w:bCs/>
-                <w:color w:val="595959" w:themeColor="text1" w:themeTint="A6"/>
-                <w:sz w:val="16"/>
-                <w:szCs w:val="16"/>
+                <w:sz w:val="18"/>
+                <w:szCs w:val="18"/>
+                <w:lang w:val="es-BO"/>
+              </w:rPr>
+            </w:pPr>
+            <w:r>
+              <w:rPr>
+                <w:rFonts w:ascii="Calibri" w:hAnsi="Calibri"/>
+                <w:b/>
+                <w:bCs/>
+                <w:color w:val="595959" w:themeColor="text1" w:themeTint="A6"/>
+                <w:sz w:val="18"/>
+                <w:szCs w:val="18"/>
                 <w:lang w:val="es-BO"/>
               </w:rPr>
               <w:t>LUGAR Y FECHA</w:t>
+            </w:r>
+          </w:p>
+          <w:p>
+            <w:pPr>
+              <w:pStyle w:val="Standard"/>
+              <w:tabs>
+                <w:tab w:val="left" w:pos="7200"/>
+              </w:tabs>
+              <w:jc w:val="center"/>
+              <w:rPr>
+                <w:rFonts w:ascii="Calibri" w:hAnsi="Calibri"/>
+                <w:b/>
+                <w:bCs/>
+                <w:color w:val="595959" w:themeColor="text1" w:themeTint="A6"/>
+                <w:sz w:val="18"/>
+                <w:szCs w:val="18"/>
+                <w:lang w:val="es-BO"/>
+              </w:rPr>
+            </w:pPr>
+            <w:r>
+              <w:rPr>
+                <w:rFonts w:ascii="Calibri" w:hAnsi="Calibri"/>
+                <w:b/>
+                <w:bCs/>
+                <w:color w:val="767171" w:themeColor="background2" w:themeShade="80"/>
+                <w:sz w:val="18"/>
+                <w:szCs w:val="18"/>
+                <w:lang w:val="es-BO"/>
+              </w:rPr>
+              <w:t>La Paz, {</w:t>
+            </w:r>
+            <w:proofErr w:type="spellStart"/>
+            <w:proofErr w:type="gramStart"/>
+            <w:r>
+              <w:rPr>
+                <w:rFonts w:ascii="Calibri" w:hAnsi="Calibri"/>
+                <w:b/>
+                <w:bCs/>
+                <w:color w:val="767171" w:themeColor="background2" w:themeShade="80"/>
+                <w:sz w:val="18"/>
+                <w:szCs w:val="18"/>
+                <w:lang w:val="es-BO"/>
+              </w:rPr>
+              <w:t>d.planilla</w:t>
+            </w:r>
+            <w:proofErr w:type="gramEnd"/>
+            <w:r>
+              <w:rPr>
+                <w:rFonts w:ascii="Calibri" w:hAnsi="Calibri"/>
+                <w:b/>
+                <w:bCs/>
+                <w:color w:val="767171" w:themeColor="background2" w:themeShade="80"/>
+                <w:sz w:val="18"/>
+                <w:szCs w:val="18"/>
+                <w:lang w:val="es-BO"/>
+              </w:rPr>
+              <w:t>.fecha_liquidacion</w:t>
+            </w:r>
+            <w:proofErr w:type="spellEnd"/>
+            <w:r>
+              <w:rPr>
+                <w:rFonts w:ascii="Calibri" w:hAnsi="Calibri"/>
+                <w:b/>
+                <w:bCs/>
+                <w:color w:val="767171" w:themeColor="background2" w:themeShade="80"/>
+                <w:sz w:val="18"/>
+                <w:szCs w:val="18"/>
+                <w:lang w:val="es-BO"/>
+              </w:rPr>
+              <w:t>}</w:t>
             </w:r>
           </w:p>
         </w:tc>
@@ -3720,7 +3801,7 @@
       </w:tr>
       <w:tr>
         <w:trPr>
-          <w:trHeight w:val="2113"/>
+          <w:trHeight w:val="1775"/>
         </w:trPr>
         <w:tc>
           <w:tcPr>
